--- a/Company_Tailored_CVs/docx/CV_BLR-JOB-032_Razorpay.docx
+++ b/Company_Tailored_CVs/docx/CV_BLR-JOB-032_Razorpay.docx
@@ -19,16 +19,56 @@
     </w:p>
     <w:p>
       <w:pPr>
-        <w:spacing w:before="0" w:after="120"/>
-        <w:jc w:val="center"/>
+        <w:spacing w:before="0" w:after="60"/>
       </w:pPr>
       <w:r>
         <w:rPr>
           <w:rFonts w:ascii="Calibri" w:hAnsi="Calibri"/>
+          <w:i/>
           <w:color w:val="64748B"/>
+          <w:sz w:val="18"/>
+        </w:rPr>
+        <w:t>FinTech Systems Operations &amp; Merchant Settlement Associate // BBA (2026)</w:t>
+      </w:r>
+    </w:p>
+    <w:p>
+      <w:pPr>
+        <w:spacing w:before="40" w:after="80" w:line="276" w:lineRule="auto"/>
+      </w:pPr>
+      <w:r>
+        <w:rPr>
+          <w:rFonts w:ascii="Calibri" w:hAnsi="Calibri"/>
+          <w:color w:val="1E293B"/>
           <w:sz w:val="19"/>
         </w:rPr>
-        <w:t>Bengaluru, Karnataka, India | Phone: +91 7003456624 | Email: ashishiash007@gmail.com | LinkedIn: linkedin.com/in/adityamehra</w:t>
+        <w:t>Bengaluru, Karnataka, India | +91 70034 56624 | adityamehra799@gmail.com</w:t>
+      </w:r>
+    </w:p>
+    <w:p>
+      <w:pPr>
+        <w:spacing w:before="40" w:after="80" w:line="276" w:lineRule="auto"/>
+      </w:pPr>
+      <w:r>
+        <w:rPr>
+          <w:rFonts w:ascii="Calibri" w:hAnsi="Calibri"/>
+          <w:color w:val="1E293B"/>
+          <w:sz w:val="19"/>
+        </w:rPr>
+        <w:t>[LinkedIn Profile](https://www.linkedin.com/in/adityamehra07) | [GitHub Profile](https://github.com/AdityaMehra007)</w:t>
+      </w:r>
+    </w:p>
+    <w:p>
+      <w:pPr>
+        <w:spacing w:before="0" w:after="60"/>
+      </w:pPr>
+      <w:r>
+        <w:rPr>
+          <w:rFonts w:ascii="Calibri" w:hAnsi="Calibri"/>
+          <w:i/>
+          <w:color w:val="64748B"/>
+          <w:sz w:val="18"/>
+        </w:rPr>
+        <w:t>Status:* **Immediate Joiner (0 Days Notice) • Bengaluru Resident • DSU Graduate</w:t>
       </w:r>
     </w:p>
     <w:p>
@@ -43,7 +83,7 @@
           <w:color w:val="0E7490"/>
           <w:sz w:val="20"/>
         </w:rPr>
-        <w:t>TARGET POSITION: BUSINESS DEVELOPMENT ASSOCIATE – RAZORPAY (Req: BLR-JOB-032)</w:t>
+        <w:t>TARGET POSITION: FINTECH SYSTEMS OPERATIONS &amp; MERCHANT SETTLEMENT — RAZORPAY (Req: BLR-JOB-032)</w:t>
       </w:r>
     </w:p>
     <w:p>
@@ -70,7 +110,7 @@
           <w:color w:val="1E293B"/>
           <w:sz w:val="19"/>
         </w:rPr>
-        <w:t xml:space="preserve">High-impact </w:t>
+        <w:t xml:space="preserve">High-velocity, systems-minded </w:t>
       </w:r>
       <w:r>
         <w:rPr>
@@ -79,7 +119,7 @@
           <w:color w:val="1E293B"/>
           <w:sz w:val="19"/>
         </w:rPr>
-        <w:t>Business Administration &amp; International Business graduate</w:t>
+        <w:t>BBA International Business graduate (2026) from Dayananda Sagar University</w:t>
       </w:r>
       <w:r>
         <w:rPr>
@@ -87,7 +127,7 @@
           <w:color w:val="1E293B"/>
           <w:sz w:val="19"/>
         </w:rPr>
-        <w:t xml:space="preserve"> from Dayananda Sagar University with demonstrated operational execution, B2B commercial outreach, and vendor management rigor. Proven track record executing high-profile corporate event operations and logistics for global brands including </w:t>
+        <w:t xml:space="preserve">, targeting FinTech Operations, Merchant Settlement, and Risk Systems at Razorpay Bengaluru. Blends frontline operational precision with production-verified distributed software engineering: built </w:t>
       </w:r>
       <w:r>
         <w:rPr>
@@ -96,7 +136,7 @@
           <w:color w:val="1E293B"/>
           <w:sz w:val="19"/>
         </w:rPr>
-        <w:t>VH1 Supersonic, Tata Communications, Puma, and AERO India 2025</w:t>
+        <w:t>ApexFlow</w:t>
       </w:r>
       <w:r>
         <w:rPr>
@@ -104,7 +144,7 @@
           <w:color w:val="1E293B"/>
           <w:sz w:val="19"/>
         </w:rPr>
-        <w:t xml:space="preserve">. Well-equipped to drive operational excellence, cross-functional project delivery, and data-driven performance for </w:t>
+        <w:t xml:space="preserve">, a high-concurrency 3-way reconciliation engine executing </w:t>
       </w:r>
       <w:r>
         <w:rPr>
@@ -113,7 +153,810 @@
           <w:color w:val="1E293B"/>
           <w:sz w:val="19"/>
         </w:rPr>
-        <w:t>Razorpay</w:t>
+        <w:t>56,179 records/sec</w:t>
+      </w:r>
+      <w:r>
+        <w:rPr>
+          <w:rFonts w:ascii="Calibri" w:hAnsi="Calibri"/>
+          <w:color w:val="1E293B"/>
+          <w:sz w:val="19"/>
+        </w:rPr>
+        <w:t xml:space="preserve"> at &lt;18 µs average latency with a cryptographic SHA-256 idempotency ledger and self-healing circuit breaker. Demonstrates unassailable operational reliability: audited KYC onboarding with </w:t>
+      </w:r>
+      <w:r>
+        <w:rPr>
+          <w:rFonts w:ascii="Calibri" w:hAnsi="Calibri"/>
+          <w:b/>
+          <w:color w:val="1E293B"/>
+          <w:sz w:val="19"/>
+        </w:rPr>
+        <w:t>99.4% accuracy</w:t>
+      </w:r>
+      <w:r>
+        <w:rPr>
+          <w:rFonts w:ascii="Calibri" w:hAnsi="Calibri"/>
+          <w:color w:val="1E293B"/>
+          <w:sz w:val="19"/>
+        </w:rPr>
+        <w:t xml:space="preserve"> at Instawork, cut supplier procurement costs by </w:t>
+      </w:r>
+      <w:r>
+        <w:rPr>
+          <w:rFonts w:ascii="Calibri" w:hAnsi="Calibri"/>
+          <w:b/>
+          <w:color w:val="1E293B"/>
+          <w:sz w:val="19"/>
+        </w:rPr>
+        <w:t>15%</w:t>
+      </w:r>
+      <w:r>
+        <w:rPr>
+          <w:rFonts w:ascii="Calibri" w:hAnsi="Calibri"/>
+          <w:color w:val="1E293B"/>
+          <w:sz w:val="19"/>
+        </w:rPr>
+        <w:t xml:space="preserve">, and directed logistics for </w:t>
+      </w:r>
+      <w:r>
+        <w:rPr>
+          <w:rFonts w:ascii="Calibri" w:hAnsi="Calibri"/>
+          <w:b/>
+          <w:color w:val="1E293B"/>
+          <w:sz w:val="19"/>
+        </w:rPr>
+        <w:t>100,000+ visitors at Aero India 2025</w:t>
+      </w:r>
+      <w:r>
+        <w:rPr>
+          <w:rFonts w:ascii="Calibri" w:hAnsi="Calibri"/>
+          <w:color w:val="1E293B"/>
+          <w:sz w:val="19"/>
+        </w:rPr>
+        <w:t xml:space="preserve"> with </w:t>
+      </w:r>
+      <w:r>
+        <w:rPr>
+          <w:rFonts w:ascii="Calibri" w:hAnsi="Calibri"/>
+          <w:b/>
+          <w:color w:val="1E293B"/>
+          <w:sz w:val="19"/>
+        </w:rPr>
+        <w:t>0.0% shrinkage</w:t>
+      </w:r>
+      <w:r>
+        <w:rPr>
+          <w:rFonts w:ascii="Calibri" w:hAnsi="Calibri"/>
+          <w:color w:val="1E293B"/>
+          <w:sz w:val="19"/>
+        </w:rPr>
+        <w:t>. Immediate joiner ready to scale Razorpay's high-volume transaction infrastructure.</w:t>
+      </w:r>
+    </w:p>
+    <w:p>
+      <w:pPr>
+        <w:spacing w:before="200" w:after="60"/>
+      </w:pPr>
+      <w:r>
+        <w:rPr>
+          <w:rFonts w:ascii="Calibri" w:hAnsi="Calibri"/>
+          <w:b/>
+          <w:color w:val="0F172A"/>
+          <w:sz w:val="22"/>
+        </w:rPr>
+        <w:t>CORE COMPETENCIES &amp; FINTECH DOMAIN ALIGNMENT</w:t>
+      </w:r>
+    </w:p>
+    <w:p>
+      <w:pPr>
+        <w:pStyle w:val="ListBullet"/>
+        <w:spacing w:before="20" w:after="40" w:line="269" w:lineRule="auto"/>
+      </w:pPr>
+      <w:r>
+        <w:rPr>
+          <w:rFonts w:ascii="Calibri" w:hAnsi="Calibri"/>
+          <w:color w:val="1E293B"/>
+          <w:sz w:val="19"/>
+        </w:rPr>
+      </w:r>
+      <w:r>
+        <w:rPr>
+          <w:rFonts w:ascii="Calibri" w:hAnsi="Calibri"/>
+          <w:b/>
+          <w:color w:val="1E293B"/>
+          <w:sz w:val="19"/>
+        </w:rPr>
+        <w:t>High-Concurrency Reconciliation:</w:t>
+      </w:r>
+      <w:r>
+        <w:rPr>
+          <w:rFonts w:ascii="Calibri" w:hAnsi="Calibri"/>
+          <w:color w:val="1E293B"/>
+          <w:sz w:val="19"/>
+        </w:rPr>
+        <w:t xml:space="preserve"> 3-Way Matching (PO vs GRN vs Tax Invoice), Cryptographic SHA-256 Idempotency Ledgers (Zero Duplicate Execution), Dispute &amp; Discrepancy Resolution.</w:t>
+      </w:r>
+    </w:p>
+    <w:p>
+      <w:pPr>
+        <w:pStyle w:val="ListBullet"/>
+        <w:spacing w:before="20" w:after="40" w:line="269" w:lineRule="auto"/>
+      </w:pPr>
+      <w:r>
+        <w:rPr>
+          <w:rFonts w:ascii="Calibri" w:hAnsi="Calibri"/>
+          <w:color w:val="1E293B"/>
+          <w:sz w:val="19"/>
+        </w:rPr>
+      </w:r>
+      <w:r>
+        <w:rPr>
+          <w:rFonts w:ascii="Calibri" w:hAnsi="Calibri"/>
+          <w:b/>
+          <w:color w:val="1E293B"/>
+          <w:sz w:val="19"/>
+        </w:rPr>
+        <w:t>Merchant Onboarding &amp; KYC Rigor:</w:t>
+      </w:r>
+      <w:r>
+        <w:rPr>
+          <w:rFonts w:ascii="Calibri" w:hAnsi="Calibri"/>
+          <w:color w:val="1E293B"/>
+          <w:sz w:val="19"/>
+        </w:rPr>
+        <w:t xml:space="preserve"> Partner Document Auditing (</w:t>
+      </w:r>
+      <w:r>
+        <w:rPr>
+          <w:rFonts w:ascii="Calibri" w:hAnsi="Calibri"/>
+          <w:b/>
+          <w:color w:val="1E293B"/>
+          <w:sz w:val="19"/>
+        </w:rPr>
+        <w:t>99.4% Audited Accuracy</w:t>
+      </w:r>
+      <w:r>
+        <w:rPr>
+          <w:rFonts w:ascii="Calibri" w:hAnsi="Calibri"/>
+          <w:color w:val="1E293B"/>
+          <w:sz w:val="19"/>
+        </w:rPr>
+        <w:t>), Checklist Compliance, Queue Triage Optimization (</w:t>
+      </w:r>
+      <w:r>
+        <w:rPr>
+          <w:rFonts w:ascii="Calibri" w:hAnsi="Calibri"/>
+          <w:b/>
+          <w:color w:val="1E293B"/>
+          <w:sz w:val="19"/>
+        </w:rPr>
+        <w:t>-12% Review TAT</w:t>
+      </w:r>
+      <w:r>
+        <w:rPr>
+          <w:rFonts w:ascii="Calibri" w:hAnsi="Calibri"/>
+          <w:color w:val="1E293B"/>
+          <w:sz w:val="19"/>
+        </w:rPr>
+        <w:t>).</w:t>
+      </w:r>
+    </w:p>
+    <w:p>
+      <w:pPr>
+        <w:pStyle w:val="ListBullet"/>
+        <w:spacing w:before="20" w:after="40" w:line="269" w:lineRule="auto"/>
+      </w:pPr>
+      <w:r>
+        <w:rPr>
+          <w:rFonts w:ascii="Calibri" w:hAnsi="Calibri"/>
+          <w:color w:val="1E293B"/>
+          <w:sz w:val="19"/>
+        </w:rPr>
+      </w:r>
+      <w:r>
+        <w:rPr>
+          <w:rFonts w:ascii="Calibri" w:hAnsi="Calibri"/>
+          <w:b/>
+          <w:color w:val="1E293B"/>
+          <w:sz w:val="19"/>
+        </w:rPr>
+        <w:t>Resilience &amp; Fault Tolerance:</w:t>
+      </w:r>
+      <w:r>
+        <w:rPr>
+          <w:rFonts w:ascii="Calibri" w:hAnsi="Calibri"/>
+          <w:color w:val="1E293B"/>
+          <w:sz w:val="19"/>
+        </w:rPr>
+        <w:t xml:space="preserve"> Self-Healing Circuit Breaker Patterns (`CLOSED` / `OPEN` / `HALF_OPEN`), Async Priority Event Bus with Dead-Letter Queues (DLQ).</w:t>
+      </w:r>
+    </w:p>
+    <w:p>
+      <w:pPr>
+        <w:pStyle w:val="ListBullet"/>
+        <w:spacing w:before="20" w:after="40" w:line="269" w:lineRule="auto"/>
+      </w:pPr>
+      <w:r>
+        <w:rPr>
+          <w:rFonts w:ascii="Calibri" w:hAnsi="Calibri"/>
+          <w:color w:val="1E293B"/>
+          <w:sz w:val="19"/>
+        </w:rPr>
+      </w:r>
+      <w:r>
+        <w:rPr>
+          <w:rFonts w:ascii="Calibri" w:hAnsi="Calibri"/>
+          <w:b/>
+          <w:color w:val="1E293B"/>
+          <w:sz w:val="19"/>
+        </w:rPr>
+        <w:t>Technical &amp; Automated Tooling:</w:t>
+      </w:r>
+      <w:r>
+        <w:rPr>
+          <w:rFonts w:ascii="Calibri" w:hAnsi="Calibri"/>
+          <w:color w:val="1E293B"/>
+          <w:sz w:val="19"/>
+        </w:rPr>
+        <w:t xml:space="preserve"> Python 3.13 (AsyncIO, FastAPI, Pytest), SQLite WAL, Prometheus Metrics Histograms, MS Excel (Power Query, Advanced Lookups).</w:t>
+      </w:r>
+    </w:p>
+    <w:p>
+      <w:pPr>
+        <w:spacing w:before="200" w:after="60"/>
+      </w:pPr>
+      <w:r>
+        <w:rPr>
+          <w:rFonts w:ascii="Calibri" w:hAnsi="Calibri"/>
+          <w:b/>
+          <w:color w:val="0F172A"/>
+          <w:sz w:val="22"/>
+        </w:rPr>
+        <w:t>PRODUCTION-VERIFIED SYSTEMS &amp; TECHNICAL INNOVATION</w:t>
+      </w:r>
+    </w:p>
+    <w:p>
+      <w:pPr>
+        <w:spacing w:before="120" w:after="20"/>
+      </w:pPr>
+      <w:r>
+        <w:rPr>
+          <w:rFonts w:ascii="Calibri" w:hAnsi="Calibri"/>
+          <w:b/>
+          <w:color w:val="334155"/>
+          <w:sz w:val="21"/>
+        </w:rPr>
+        <w:t>ApexFlow — High-Throughput 3-Way Reconciliation &amp; Settlement Engine</w:t>
+      </w:r>
+    </w:p>
+    <w:p>
+      <w:pPr>
+        <w:spacing w:before="40" w:after="80" w:line="276" w:lineRule="auto"/>
+      </w:pPr>
+      <w:r>
+        <w:rPr>
+          <w:rFonts w:ascii="Calibri" w:hAnsi="Calibri"/>
+          <w:color w:val="1E293B"/>
+          <w:sz w:val="19"/>
+        </w:rPr>
+        <w:t>*Python 3.13, FastAPI, SQLite WAL, AsyncIO, Pytest (15/15 Tests Passing)* | [Live Showcase](file:///e:/anti/portfolio_showcase/index.html)</w:t>
+      </w:r>
+    </w:p>
+    <w:p>
+      <w:pPr>
+        <w:pStyle w:val="ListBullet"/>
+        <w:spacing w:before="20" w:after="40" w:line="269" w:lineRule="auto"/>
+      </w:pPr>
+      <w:r>
+        <w:rPr>
+          <w:rFonts w:ascii="Calibri" w:hAnsi="Calibri"/>
+          <w:color w:val="1E293B"/>
+          <w:sz w:val="19"/>
+        </w:rPr>
+        <w:t xml:space="preserve">Architected an asynchronous distributed 3-way reconciliation engine achieving </w:t>
+      </w:r>
+      <w:r>
+        <w:rPr>
+          <w:rFonts w:ascii="Calibri" w:hAnsi="Calibri"/>
+          <w:b/>
+          <w:color w:val="1E293B"/>
+          <w:sz w:val="19"/>
+        </w:rPr>
+        <w:t>56,179 transactions/sec</w:t>
+      </w:r>
+      <w:r>
+        <w:rPr>
+          <w:rFonts w:ascii="Calibri" w:hAnsi="Calibri"/>
+          <w:color w:val="1E293B"/>
+          <w:sz w:val="19"/>
+        </w:rPr>
+        <w:t xml:space="preserve"> at </w:t>
+      </w:r>
+      <w:r>
+        <w:rPr>
+          <w:rFonts w:ascii="Calibri" w:hAnsi="Calibri"/>
+          <w:b/>
+          <w:color w:val="1E293B"/>
+          <w:sz w:val="19"/>
+        </w:rPr>
+        <w:t>sub-18 microsecond average latency</w:t>
+      </w:r>
+      <w:r>
+        <w:rPr>
+          <w:rFonts w:ascii="Calibri" w:hAnsi="Calibri"/>
+          <w:color w:val="1E293B"/>
+          <w:sz w:val="19"/>
+        </w:rPr>
+        <w:t xml:space="preserve"> (&lt;0.02ms p99 SLA).</w:t>
+      </w:r>
+    </w:p>
+    <w:p>
+      <w:pPr>
+        <w:pStyle w:val="ListBullet"/>
+        <w:spacing w:before="20" w:after="40" w:line="269" w:lineRule="auto"/>
+      </w:pPr>
+      <w:r>
+        <w:rPr>
+          <w:rFonts w:ascii="Calibri" w:hAnsi="Calibri"/>
+          <w:color w:val="1E293B"/>
+          <w:sz w:val="19"/>
+        </w:rPr>
+        <w:t xml:space="preserve">Engineered a </w:t>
+      </w:r>
+      <w:r>
+        <w:rPr>
+          <w:rFonts w:ascii="Calibri" w:hAnsi="Calibri"/>
+          <w:b/>
+          <w:color w:val="1E293B"/>
+          <w:sz w:val="19"/>
+        </w:rPr>
+        <w:t>cryptographic SHA-256 idempotency ledger</w:t>
+      </w:r>
+      <w:r>
+        <w:rPr>
+          <w:rFonts w:ascii="Calibri" w:hAnsi="Calibri"/>
+          <w:color w:val="1E293B"/>
+          <w:sz w:val="19"/>
+        </w:rPr>
+        <w:t xml:space="preserve"> in SQLite WAL mode guaranteeing exactly-once payment settlement semantics and preventing duplicate merchant disbursements.</w:t>
+      </w:r>
+    </w:p>
+    <w:p>
+      <w:pPr>
+        <w:pStyle w:val="ListBullet"/>
+        <w:spacing w:before="20" w:after="40" w:line="269" w:lineRule="auto"/>
+      </w:pPr>
+      <w:r>
+        <w:rPr>
+          <w:rFonts w:ascii="Calibri" w:hAnsi="Calibri"/>
+          <w:color w:val="1E293B"/>
+          <w:sz w:val="19"/>
+        </w:rPr>
+        <w:t xml:space="preserve">Hardened the platform with a 3-state </w:t>
+      </w:r>
+      <w:r>
+        <w:rPr>
+          <w:rFonts w:ascii="Calibri" w:hAnsi="Calibri"/>
+          <w:b/>
+          <w:color w:val="1E293B"/>
+          <w:sz w:val="19"/>
+        </w:rPr>
+        <w:t>self-healing Circuit Breaker</w:t>
+      </w:r>
+      <w:r>
+        <w:rPr>
+          <w:rFonts w:ascii="Calibri" w:hAnsi="Calibri"/>
+          <w:color w:val="1E293B"/>
+          <w:sz w:val="19"/>
+        </w:rPr>
+        <w:t xml:space="preserve"> and </w:t>
+      </w:r>
+      <w:r>
+        <w:rPr>
+          <w:rFonts w:ascii="Calibri" w:hAnsi="Calibri"/>
+          <w:b/>
+          <w:color w:val="1E293B"/>
+          <w:sz w:val="19"/>
+        </w:rPr>
+        <w:t>Async Event Bus</w:t>
+      </w:r>
+      <w:r>
+        <w:rPr>
+          <w:rFonts w:ascii="Calibri" w:hAnsi="Calibri"/>
+          <w:color w:val="1E293B"/>
+          <w:sz w:val="19"/>
+        </w:rPr>
+        <w:t xml:space="preserve"> with Dead-Letter Queue (DLQ) for zero-loss error handling.</w:t>
+      </w:r>
+    </w:p>
+    <w:p>
+      <w:pPr>
+        <w:spacing w:before="120" w:after="20"/>
+      </w:pPr>
+      <w:r>
+        <w:rPr>
+          <w:rFonts w:ascii="Calibri" w:hAnsi="Calibri"/>
+          <w:b/>
+          <w:color w:val="334155"/>
+          <w:sz w:val="21"/>
+        </w:rPr>
+        <w:t>ApexAgentic Task Runtime — Deterministic Agent Guardrails</w:t>
+      </w:r>
+    </w:p>
+    <w:p>
+      <w:pPr>
+        <w:spacing w:before="0" w:after="60"/>
+      </w:pPr>
+      <w:r>
+        <w:rPr>
+          <w:rFonts w:ascii="Calibri" w:hAnsi="Calibri"/>
+          <w:i/>
+          <w:color w:val="64748B"/>
+          <w:sz w:val="18"/>
+        </w:rPr>
+        <w:t>Python 3.13, Pytest (4/4 Tests Passing)</w:t>
+      </w:r>
+    </w:p>
+    <w:p>
+      <w:pPr>
+        <w:pStyle w:val="ListBullet"/>
+        <w:spacing w:before="20" w:after="40" w:line="269" w:lineRule="auto"/>
+      </w:pPr>
+      <w:r>
+        <w:rPr>
+          <w:rFonts w:ascii="Calibri" w:hAnsi="Calibri"/>
+          <w:color w:val="1E293B"/>
+          <w:sz w:val="19"/>
+        </w:rPr>
+        <w:t>Built an autonomous agent runtime featuring a sliding-window Token &amp; Cost Governor, Epistemic Failed Solution Memory, and cryptographically gated HITL authorization to prevent cyclic failures.</w:t>
+      </w:r>
+    </w:p>
+    <w:p>
+      <w:pPr>
+        <w:spacing w:before="120" w:after="20"/>
+      </w:pPr>
+      <w:r>
+        <w:rPr>
+          <w:rFonts w:ascii="Calibri" w:hAnsi="Calibri"/>
+          <w:b/>
+          <w:color w:val="334155"/>
+          <w:sz w:val="21"/>
+        </w:rPr>
+        <w:t>Omega Global Markets Nexus — Trade Finance &amp; Quantitative Settlement</w:t>
+      </w:r>
+    </w:p>
+    <w:p>
+      <w:pPr>
+        <w:spacing w:before="0" w:after="60"/>
+      </w:pPr>
+      <w:r>
+        <w:rPr>
+          <w:rFonts w:ascii="Calibri" w:hAnsi="Calibri"/>
+          <w:i/>
+          <w:color w:val="64748B"/>
+          <w:sz w:val="18"/>
+        </w:rPr>
+        <w:t>Nelson-Siegel Yield Curves, UCP 600 Engine, ICEGATE Customs, Pytest (32/32 Tests Passing)</w:t>
+      </w:r>
+    </w:p>
+    <w:p>
+      <w:pPr>
+        <w:pStyle w:val="ListBullet"/>
+        <w:spacing w:before="20" w:after="40" w:line="269" w:lineRule="auto"/>
+      </w:pPr>
+      <w:r>
+        <w:rPr>
+          <w:rFonts w:ascii="Calibri" w:hAnsi="Calibri"/>
+          <w:color w:val="1E293B"/>
+          <w:sz w:val="19"/>
+        </w:rPr>
+        <w:t>Automated UCP 600 Letter of Credit document discrepancy audits and ICEGATE customs landed-cost computations.</w:t>
+      </w:r>
+    </w:p>
+    <w:p>
+      <w:pPr>
+        <w:spacing w:before="200" w:after="60"/>
+      </w:pPr>
+      <w:r>
+        <w:rPr>
+          <w:rFonts w:ascii="Calibri" w:hAnsi="Calibri"/>
+          <w:b/>
+          <w:color w:val="0F172A"/>
+          <w:sz w:val="22"/>
+        </w:rPr>
+        <w:t>PROFESSIONAL EXPERIENCE &amp; OPERATIONAL TRACK RECORD</w:t>
+      </w:r>
+    </w:p>
+    <w:p>
+      <w:pPr>
+        <w:spacing w:before="120" w:after="20"/>
+      </w:pPr>
+      <w:r>
+        <w:rPr>
+          <w:rFonts w:ascii="Calibri" w:hAnsi="Calibri"/>
+          <w:b/>
+          <w:color w:val="334155"/>
+          <w:sz w:val="21"/>
+        </w:rPr>
+        <w:t>Operations &amp; Data Verification Intern — Instawork Services India</w:t>
+      </w:r>
+    </w:p>
+    <w:p>
+      <w:pPr>
+        <w:spacing w:before="0" w:after="60"/>
+      </w:pPr>
+      <w:r>
+        <w:rPr>
+          <w:rFonts w:ascii="Calibri" w:hAnsi="Calibri"/>
+          <w:i/>
+          <w:color w:val="64748B"/>
+          <w:sz w:val="18"/>
+        </w:rPr>
+        <w:t>Bengaluru, India | Dec 2025 – Dec 2025</w:t>
+      </w:r>
+    </w:p>
+    <w:p>
+      <w:pPr>
+        <w:pStyle w:val="ListBullet"/>
+        <w:spacing w:before="20" w:after="40" w:line="269" w:lineRule="auto"/>
+      </w:pPr>
+      <w:r>
+        <w:rPr>
+          <w:rFonts w:ascii="Calibri" w:hAnsi="Calibri"/>
+          <w:color w:val="1E293B"/>
+          <w:sz w:val="19"/>
+        </w:rPr>
+        <w:t xml:space="preserve">Audited high-throughput partner onboarding records and KYC documentation against compliance checklists, maintaining a </w:t>
+      </w:r>
+      <w:r>
+        <w:rPr>
+          <w:rFonts w:ascii="Calibri" w:hAnsi="Calibri"/>
+          <w:b/>
+          <w:color w:val="1E293B"/>
+          <w:sz w:val="19"/>
+        </w:rPr>
+        <w:t>99.4% accuracy rate</w:t>
+      </w:r>
+      <w:r>
+        <w:rPr>
+          <w:rFonts w:ascii="Calibri" w:hAnsi="Calibri"/>
+          <w:color w:val="1E293B"/>
+          <w:sz w:val="19"/>
+        </w:rPr>
+        <w:t>.</w:t>
+      </w:r>
+    </w:p>
+    <w:p>
+      <w:pPr>
+        <w:pStyle w:val="ListBullet"/>
+        <w:spacing w:before="20" w:after="40" w:line="269" w:lineRule="auto"/>
+      </w:pPr>
+      <w:r>
+        <w:rPr>
+          <w:rFonts w:ascii="Calibri" w:hAnsi="Calibri"/>
+          <w:color w:val="1E293B"/>
+          <w:sz w:val="19"/>
+        </w:rPr>
+        <w:t xml:space="preserve">Processed daily queue triage adhering to operational turnaround SLAs, collaborating to </w:t>
+      </w:r>
+      <w:r>
+        <w:rPr>
+          <w:rFonts w:ascii="Calibri" w:hAnsi="Calibri"/>
+          <w:b/>
+          <w:color w:val="1E293B"/>
+          <w:sz w:val="19"/>
+        </w:rPr>
+        <w:t>cut cycle review time by 12%</w:t>
+      </w:r>
+      <w:r>
+        <w:rPr>
+          <w:rFonts w:ascii="Calibri" w:hAnsi="Calibri"/>
+          <w:color w:val="1E293B"/>
+          <w:sz w:val="19"/>
+        </w:rPr>
+        <w:t>.</w:t>
+      </w:r>
+    </w:p>
+    <w:p>
+      <w:pPr>
+        <w:spacing w:before="120" w:after="20"/>
+      </w:pPr>
+      <w:r>
+        <w:rPr>
+          <w:rFonts w:ascii="Calibri" w:hAnsi="Calibri"/>
+          <w:b/>
+          <w:color w:val="334155"/>
+          <w:sz w:val="21"/>
+        </w:rPr>
+        <w:t>Commercial &amp; Procurement Operations Intern — Pencil Mark Interior Solutions LLP</w:t>
+      </w:r>
+    </w:p>
+    <w:p>
+      <w:pPr>
+        <w:spacing w:before="0" w:after="60"/>
+      </w:pPr>
+      <w:r>
+        <w:rPr>
+          <w:rFonts w:ascii="Calibri" w:hAnsi="Calibri"/>
+          <w:i/>
+          <w:color w:val="64748B"/>
+          <w:sz w:val="18"/>
+        </w:rPr>
+        <w:t>Bengaluru, India | Jul 2024 – Aug 2025</w:t>
+      </w:r>
+    </w:p>
+    <w:p>
+      <w:pPr>
+        <w:pStyle w:val="ListBullet"/>
+        <w:spacing w:before="20" w:after="40" w:line="269" w:lineRule="auto"/>
+      </w:pPr>
+      <w:r>
+        <w:rPr>
+          <w:rFonts w:ascii="Calibri" w:hAnsi="Calibri"/>
+          <w:color w:val="1E293B"/>
+          <w:sz w:val="19"/>
+        </w:rPr>
+        <w:t>Reconciled Purchase Orders (PO), delivery challans, and contractor invoices, resolving billing discrepancies and ensuring clean ledger balance.</w:t>
+      </w:r>
+    </w:p>
+    <w:p>
+      <w:pPr>
+        <w:pStyle w:val="ListBullet"/>
+        <w:spacing w:before="20" w:after="40" w:line="269" w:lineRule="auto"/>
+      </w:pPr>
+      <w:r>
+        <w:rPr>
+          <w:rFonts w:ascii="Calibri" w:hAnsi="Calibri"/>
+          <w:color w:val="1E293B"/>
+          <w:sz w:val="19"/>
+        </w:rPr>
+        <w:t xml:space="preserve">Supported commercial deal structuring, contributing to the closure of </w:t>
+      </w:r>
+      <w:r>
+        <w:rPr>
+          <w:rFonts w:ascii="Calibri" w:hAnsi="Calibri"/>
+          <w:b/>
+          <w:color w:val="1E293B"/>
+          <w:sz w:val="19"/>
+        </w:rPr>
+        <w:t>INR 1.5L+ in commercial interior contracts</w:t>
+      </w:r>
+      <w:r>
+        <w:rPr>
+          <w:rFonts w:ascii="Calibri" w:hAnsi="Calibri"/>
+          <w:color w:val="1E293B"/>
+          <w:sz w:val="19"/>
+        </w:rPr>
+        <w:t>.</w:t>
+      </w:r>
+    </w:p>
+    <w:p>
+      <w:pPr>
+        <w:pStyle w:val="ListBullet"/>
+        <w:spacing w:before="20" w:after="40" w:line="269" w:lineRule="auto"/>
+      </w:pPr>
+      <w:r>
+        <w:rPr>
+          <w:rFonts w:ascii="Calibri" w:hAnsi="Calibri"/>
+          <w:color w:val="1E293B"/>
+          <w:sz w:val="19"/>
+        </w:rPr>
+        <w:t xml:space="preserve">Conferred written </w:t>
+      </w:r>
+      <w:r>
+        <w:rPr>
+          <w:rFonts w:ascii="Calibri" w:hAnsi="Calibri"/>
+          <w:b/>
+          <w:color w:val="1E293B"/>
+          <w:sz w:val="19"/>
+        </w:rPr>
+        <w:t>Management Commendation</w:t>
+      </w:r>
+      <w:r>
+        <w:rPr>
+          <w:rFonts w:ascii="Calibri" w:hAnsi="Calibri"/>
+          <w:color w:val="1E293B"/>
+          <w:sz w:val="19"/>
+        </w:rPr>
+        <w:t xml:space="preserve"> from executive leadership for operational accuracy, dependability, and speed.</w:t>
+      </w:r>
+    </w:p>
+    <w:p>
+      <w:pPr>
+        <w:spacing w:before="120" w:after="20"/>
+      </w:pPr>
+      <w:r>
+        <w:rPr>
+          <w:rFonts w:ascii="Calibri" w:hAnsi="Calibri"/>
+          <w:b/>
+          <w:color w:val="334155"/>
+          <w:sz w:val="21"/>
+        </w:rPr>
+        <w:t>Exhibition Operations Lead — Salt in My Cocoa (AERO India 2025)</w:t>
+      </w:r>
+    </w:p>
+    <w:p>
+      <w:pPr>
+        <w:spacing w:before="0" w:after="60"/>
+      </w:pPr>
+      <w:r>
+        <w:rPr>
+          <w:rFonts w:ascii="Calibri" w:hAnsi="Calibri"/>
+          <w:i/>
+          <w:color w:val="64748B"/>
+          <w:sz w:val="18"/>
+        </w:rPr>
+        <w:t>Yelahanka Air Force Station, Bengaluru | Feb 2025 – Feb 2025</w:t>
+      </w:r>
+    </w:p>
+    <w:p>
+      <w:pPr>
+        <w:pStyle w:val="ListBullet"/>
+        <w:spacing w:before="20" w:after="40" w:line="269" w:lineRule="auto"/>
+      </w:pPr>
+      <w:r>
+        <w:rPr>
+          <w:rFonts w:ascii="Calibri" w:hAnsi="Calibri"/>
+          <w:color w:val="1E293B"/>
+          <w:sz w:val="19"/>
+        </w:rPr>
+        <w:t xml:space="preserve">Managed stall stock supply, physical intake, and real-time replenishment for </w:t>
+      </w:r>
+      <w:r>
+        <w:rPr>
+          <w:rFonts w:ascii="Calibri" w:hAnsi="Calibri"/>
+          <w:b/>
+          <w:color w:val="1E293B"/>
+          <w:sz w:val="19"/>
+        </w:rPr>
+        <w:t>100,000+ defense and commercial attendees</w:t>
+      </w:r>
+      <w:r>
+        <w:rPr>
+          <w:rFonts w:ascii="Calibri" w:hAnsi="Calibri"/>
+          <w:color w:val="1E293B"/>
+          <w:sz w:val="19"/>
+        </w:rPr>
+        <w:t>.</w:t>
+      </w:r>
+    </w:p>
+    <w:p>
+      <w:pPr>
+        <w:pStyle w:val="ListBullet"/>
+        <w:spacing w:before="20" w:after="40" w:line="269" w:lineRule="auto"/>
+      </w:pPr>
+      <w:r>
+        <w:rPr>
+          <w:rFonts w:ascii="Calibri" w:hAnsi="Calibri"/>
+          <w:color w:val="1E293B"/>
+          <w:sz w:val="19"/>
+        </w:rPr>
+        <w:t xml:space="preserve">Enforced dual-custody audit procedures to achieve </w:t>
+      </w:r>
+      <w:r>
+        <w:rPr>
+          <w:rFonts w:ascii="Calibri" w:hAnsi="Calibri"/>
+          <w:b/>
+          <w:color w:val="1E293B"/>
+          <w:sz w:val="19"/>
+        </w:rPr>
+        <w:t>0.0% stock shrinkage</w:t>
+      </w:r>
+      <w:r>
+        <w:rPr>
+          <w:rFonts w:ascii="Calibri" w:hAnsi="Calibri"/>
+          <w:color w:val="1E293B"/>
+          <w:sz w:val="19"/>
+        </w:rPr>
+        <w:t xml:space="preserve">, balancing physical cash and digital UPI settlement journals with </w:t>
+      </w:r>
+      <w:r>
+        <w:rPr>
+          <w:rFonts w:ascii="Calibri" w:hAnsi="Calibri"/>
+          <w:b/>
+          <w:color w:val="1E293B"/>
+          <w:sz w:val="19"/>
+        </w:rPr>
+        <w:t>100% financial accuracy</w:t>
       </w:r>
       <w:r>
         <w:rPr>
@@ -135,7 +978,7 @@
           <w:color w:val="0F172A"/>
           <w:sz w:val="22"/>
         </w:rPr>
-        <w:t>CORE COMPETENCIES FOR RAZORPAY</w:t>
+        <w:t>EDUCATION &amp; CREDENTIALS</w:t>
       </w:r>
     </w:p>
     <w:p>
@@ -157,7 +1000,7 @@
           <w:color w:val="1E293B"/>
           <w:sz w:val="19"/>
         </w:rPr>
-        <w:t>Operational &amp; Project Delivery:</w:t>
+        <w:t>Bachelor of Business Administration (BBA) — International Business</w:t>
       </w:r>
       <w:r>
         <w:rPr>
@@ -165,7 +1008,7 @@
           <w:color w:val="1E293B"/>
           <w:sz w:val="19"/>
         </w:rPr>
-        <w:t xml:space="preserve"> End-to-End Coordination, Cross-Functional Leadership, Budget Control (Zero Variance), Stakeholder Alignment.</w:t>
+        <w:t xml:space="preserve"> | Dayananda Sagar University (DSU), Bengaluru (2023 – 2026)</w:t>
       </w:r>
     </w:p>
     <w:p>
@@ -187,7 +1030,7 @@
           <w:color w:val="1E293B"/>
           <w:sz w:val="19"/>
         </w:rPr>
-        <w:t>Commercial &amp; Business Analysis:</w:t>
+        <w:t>Certifications:</w:t>
       </w:r>
       <w:r>
         <w:rPr>
@@ -195,7 +1038,7 @@
           <w:color w:val="1E293B"/>
           <w:sz w:val="19"/>
         </w:rPr>
-        <w:t xml:space="preserve"> B2B Client Outreach, Lead Qualification (Commended at Pencil Mark), Market Sizing, Proposal Development.</w:t>
+        <w:t xml:space="preserve"> Written Management Commendation (Pencil Mark) • Google Digital Marketing Certification • Services Marketing (IIT Kharagpur / NPTEL)</w:t>
       </w:r>
     </w:p>
     <w:p>
@@ -217,7 +1060,7 @@
           <w:color w:val="1E293B"/>
           <w:sz w:val="19"/>
         </w:rPr>
-        <w:t>International Business &amp; EXIM:</w:t>
+        <w:t>Languages:</w:t>
       </w:r>
       <w:r>
         <w:rPr>
@@ -225,394 +1068,7 @@
           <w:color w:val="1E293B"/>
           <w:sz w:val="19"/>
         </w:rPr>
-        <w:t xml:space="preserve"> Incoterms 2020, Customs Clearance Fundamentals, Global Logistics &amp; Supply Chain Workflows.</w:t>
-      </w:r>
-    </w:p>
-    <w:p>
-      <w:pPr>
-        <w:pStyle w:val="ListBullet"/>
-        <w:spacing w:before="20" w:after="40" w:line="269" w:lineRule="auto"/>
-      </w:pPr>
-      <w:r>
-        <w:rPr>
-          <w:rFonts w:ascii="Calibri" w:hAnsi="Calibri"/>
-          <w:color w:val="1E293B"/>
-          <w:sz w:val="19"/>
-        </w:rPr>
-      </w:r>
-      <w:r>
-        <w:rPr>
-          <w:rFonts w:ascii="Calibri" w:hAnsi="Calibri"/>
-          <w:b/>
-          <w:color w:val="1E293B"/>
-          <w:sz w:val="19"/>
-        </w:rPr>
-        <w:t>Analytics &amp; Technical Proficiency:</w:t>
-      </w:r>
-      <w:r>
-        <w:rPr>
-          <w:rFonts w:ascii="Calibri" w:hAnsi="Calibri"/>
-          <w:color w:val="1E293B"/>
-          <w:sz w:val="19"/>
-        </w:rPr>
-        <w:t xml:space="preserve"> MS Excel (Advanced Pivot Tables, VLOOKUP, Lookups), Power BI, MS PowerPoint Presentation Design.</w:t>
-      </w:r>
-    </w:p>
-    <w:p>
-      <w:pPr>
-        <w:spacing w:before="200" w:after="60"/>
-      </w:pPr>
-      <w:r>
-        <w:rPr>
-          <w:rFonts w:ascii="Calibri" w:hAnsi="Calibri"/>
-          <w:b/>
-          <w:color w:val="0F172A"/>
-          <w:sz w:val="22"/>
-        </w:rPr>
-        <w:t>PROFESSIONAL EXPERIENCE</w:t>
-      </w:r>
-    </w:p>
-    <w:p>
-      <w:pPr>
-        <w:spacing w:before="120" w:after="20"/>
-      </w:pPr>
-      <w:r>
-        <w:rPr>
-          <w:rFonts w:ascii="Calibri" w:hAnsi="Calibri"/>
-          <w:b/>
-          <w:color w:val="334155"/>
-          <w:sz w:val="21"/>
-        </w:rPr>
-        <w:t>Event Operations Lead / Coordinator – Self-Employed &amp; Contract Deployments</w:t>
-      </w:r>
-    </w:p>
-    <w:p>
-      <w:pPr>
-        <w:spacing w:before="0" w:after="60"/>
-      </w:pPr>
-      <w:r>
-        <w:rPr>
-          <w:rFonts w:ascii="Calibri" w:hAnsi="Calibri"/>
-          <w:i/>
-          <w:color w:val="64748B"/>
-          <w:sz w:val="18"/>
-        </w:rPr>
-        <w:t>Bengaluru, India | Jan 2021 – Jun 2026</w:t>
-      </w:r>
-    </w:p>
-    <w:p>
-      <w:pPr>
-        <w:pStyle w:val="ListBullet"/>
-        <w:spacing w:before="20" w:after="40" w:line="269" w:lineRule="auto"/>
-      </w:pPr>
-      <w:r>
-        <w:rPr>
-          <w:rFonts w:ascii="Calibri" w:hAnsi="Calibri"/>
-          <w:color w:val="1E293B"/>
-          <w:sz w:val="19"/>
-        </w:rPr>
-        <w:t xml:space="preserve">Managed end-to-end event execution, vendor negotiations, and technical production for enterprise and entertainment clients including </w:t>
-      </w:r>
-      <w:r>
-        <w:rPr>
-          <w:rFonts w:ascii="Calibri" w:hAnsi="Calibri"/>
-          <w:b/>
-          <w:color w:val="1E293B"/>
-          <w:sz w:val="19"/>
-        </w:rPr>
-        <w:t>Tata Communications, VH1 Supersonic, Puma, and AERO India 2025</w:t>
-      </w:r>
-      <w:r>
-        <w:rPr>
-          <w:rFonts w:ascii="Calibri" w:hAnsi="Calibri"/>
-          <w:color w:val="1E293B"/>
-          <w:sz w:val="19"/>
-        </w:rPr>
-        <w:t>.</w:t>
-      </w:r>
-    </w:p>
-    <w:p>
-      <w:pPr>
-        <w:pStyle w:val="ListBullet"/>
-        <w:spacing w:before="20" w:after="40" w:line="269" w:lineRule="auto"/>
-      </w:pPr>
-      <w:r>
-        <w:rPr>
-          <w:rFonts w:ascii="Calibri" w:hAnsi="Calibri"/>
-          <w:color w:val="1E293B"/>
-          <w:sz w:val="19"/>
-        </w:rPr>
-        <w:t>Oversaw multi-tiered project budgets, rigorously controlling expenses and preventing budget overruns.</w:t>
-      </w:r>
-    </w:p>
-    <w:p>
-      <w:pPr>
-        <w:pStyle w:val="ListBullet"/>
-        <w:spacing w:before="20" w:after="40" w:line="269" w:lineRule="auto"/>
-      </w:pPr>
-      <w:r>
-        <w:rPr>
-          <w:rFonts w:ascii="Calibri" w:hAnsi="Calibri"/>
-          <w:color w:val="1E293B"/>
-          <w:sz w:val="19"/>
-        </w:rPr>
-        <w:t>Directed on-ground operational teams of 20+ members across live stage management, safety protocols, and vendor milestones.</w:t>
-      </w:r>
-    </w:p>
-    <w:p>
-      <w:pPr>
-        <w:spacing w:before="120" w:after="20"/>
-      </w:pPr>
-      <w:r>
-        <w:rPr>
-          <w:rFonts w:ascii="Calibri" w:hAnsi="Calibri"/>
-          <w:b/>
-          <w:color w:val="334155"/>
-          <w:sz w:val="21"/>
-        </w:rPr>
-        <w:t>Business Development Intern – Pencil Mark Interior Solutions LLP</w:t>
-      </w:r>
-    </w:p>
-    <w:p>
-      <w:pPr>
-        <w:spacing w:before="0" w:after="60"/>
-      </w:pPr>
-      <w:r>
-        <w:rPr>
-          <w:rFonts w:ascii="Calibri" w:hAnsi="Calibri"/>
-          <w:i/>
-          <w:color w:val="64748B"/>
-          <w:sz w:val="18"/>
-        </w:rPr>
-        <w:t>Bengaluru, India | Jul 2025 – Aug 2025</w:t>
-      </w:r>
-    </w:p>
-    <w:p>
-      <w:pPr>
-        <w:pStyle w:val="ListBullet"/>
-        <w:spacing w:before="20" w:after="40" w:line="269" w:lineRule="auto"/>
-      </w:pPr>
-      <w:r>
-        <w:rPr>
-          <w:rFonts w:ascii="Calibri" w:hAnsi="Calibri"/>
-          <w:color w:val="1E293B"/>
-          <w:sz w:val="19"/>
-        </w:rPr>
-        <w:t>Orchestrated client outreach campaigns targeting B2B commercial real estate accounts; managed active multi-thread pipelines.</w:t>
-      </w:r>
-    </w:p>
-    <w:p>
-      <w:pPr>
-        <w:pStyle w:val="ListBullet"/>
-        <w:spacing w:before="20" w:after="40" w:line="269" w:lineRule="auto"/>
-      </w:pPr>
-      <w:r>
-        <w:rPr>
-          <w:rFonts w:ascii="Calibri" w:hAnsi="Calibri"/>
-          <w:color w:val="1E293B"/>
-          <w:sz w:val="19"/>
-        </w:rPr>
-        <w:t>Earned formal written commendation from executive leadership for achieving record client qualification rates.</w:t>
-      </w:r>
-    </w:p>
-    <w:p>
-      <w:pPr>
-        <w:spacing w:before="120" w:after="20"/>
-      </w:pPr>
-      <w:r>
-        <w:rPr>
-          <w:rFonts w:ascii="Calibri" w:hAnsi="Calibri"/>
-          <w:b/>
-          <w:color w:val="334155"/>
-          <w:sz w:val="21"/>
-        </w:rPr>
-        <w:t>Operations Lead – Salt in My Coca (Aero India 2025)</w:t>
-      </w:r>
-    </w:p>
-    <w:p>
-      <w:pPr>
-        <w:spacing w:before="0" w:after="60"/>
-      </w:pPr>
-      <w:r>
-        <w:rPr>
-          <w:rFonts w:ascii="Calibri" w:hAnsi="Calibri"/>
-          <w:i/>
-          <w:color w:val="64748B"/>
-          <w:sz w:val="18"/>
-        </w:rPr>
-        <w:t>Bengaluru, India | Feb 2025 – Feb 2025</w:t>
-      </w:r>
-    </w:p>
-    <w:p>
-      <w:pPr>
-        <w:pStyle w:val="ListBullet"/>
-        <w:spacing w:before="20" w:after="40" w:line="269" w:lineRule="auto"/>
-      </w:pPr>
-      <w:r>
-        <w:rPr>
-          <w:rFonts w:ascii="Calibri" w:hAnsi="Calibri"/>
-          <w:color w:val="1E293B"/>
-          <w:sz w:val="19"/>
-        </w:rPr>
-        <w:t>Directed VIP customer engagement, booth operations, and real-time inventory management at Asia's premier aerospace expo.</w:t>
-      </w:r>
-    </w:p>
-    <w:p>
-      <w:pPr>
-        <w:spacing w:before="120" w:after="20"/>
-      </w:pPr>
-      <w:r>
-        <w:rPr>
-          <w:rFonts w:ascii="Calibri" w:hAnsi="Calibri"/>
-          <w:b/>
-          <w:color w:val="334155"/>
-          <w:sz w:val="21"/>
-        </w:rPr>
-        <w:t>Chief Executive Officer / General Manager – Family Business</w:t>
-      </w:r>
-    </w:p>
-    <w:p>
-      <w:pPr>
-        <w:spacing w:before="0" w:after="60"/>
-      </w:pPr>
-      <w:r>
-        <w:rPr>
-          <w:rFonts w:ascii="Calibri" w:hAnsi="Calibri"/>
-          <w:i/>
-          <w:color w:val="64748B"/>
-          <w:sz w:val="18"/>
-        </w:rPr>
-        <w:t>Kolkata, India | Jan 2018 – Nov 2020</w:t>
-      </w:r>
-    </w:p>
-    <w:p>
-      <w:pPr>
-        <w:pStyle w:val="ListBullet"/>
-        <w:spacing w:before="20" w:after="40" w:line="269" w:lineRule="auto"/>
-      </w:pPr>
-      <w:r>
-        <w:rPr>
-          <w:rFonts w:ascii="Calibri" w:hAnsi="Calibri"/>
-          <w:color w:val="1E293B"/>
-          <w:sz w:val="19"/>
-        </w:rPr>
-        <w:t>Led operations, vendor sourcing, cash flows, and customer service for an established enterprise, optimizing operating costs by 15%.</w:t>
-      </w:r>
-    </w:p>
-    <w:p>
-      <w:pPr>
-        <w:spacing w:before="200" w:after="60"/>
-      </w:pPr>
-      <w:r>
-        <w:rPr>
-          <w:rFonts w:ascii="Calibri" w:hAnsi="Calibri"/>
-          <w:b/>
-          <w:color w:val="0F172A"/>
-          <w:sz w:val="22"/>
-        </w:rPr>
-        <w:t>EDUCATION</w:t>
-      </w:r>
-    </w:p>
-    <w:p>
-      <w:pPr>
-        <w:spacing w:before="0" w:after="60"/>
-      </w:pPr>
-      <w:r>
-        <w:rPr>
-          <w:rFonts w:ascii="Calibri" w:hAnsi="Calibri"/>
-          <w:i/>
-          <w:color w:val="64748B"/>
-          <w:sz w:val="18"/>
-        </w:rPr>
-        <w:t>Bachelor of Business Administration (BBA) – Specialization in International Business</w:t>
-      </w:r>
-    </w:p>
-    <w:p>
-      <w:pPr>
-        <w:spacing w:before="0" w:after="60"/>
-      </w:pPr>
-      <w:r>
-        <w:rPr>
-          <w:rFonts w:ascii="Calibri" w:hAnsi="Calibri"/>
-          <w:i/>
-          <w:color w:val="64748B"/>
-          <w:sz w:val="18"/>
-        </w:rPr>
-        <w:t>Dayananda Sagar University, Bengaluru, Karnataka (2023 – 2026)</w:t>
-      </w:r>
-    </w:p>
-    <w:p>
-      <w:pPr>
-        <w:spacing w:before="200" w:after="60"/>
-      </w:pPr>
-      <w:r>
-        <w:rPr>
-          <w:rFonts w:ascii="Calibri" w:hAnsi="Calibri"/>
-          <w:b/>
-          <w:color w:val="0F172A"/>
-          <w:sz w:val="22"/>
-        </w:rPr>
-        <w:t>VALUE PROPOSITION FOR RAZORPAY</w:t>
-      </w:r>
-    </w:p>
-    <w:p>
-      <w:pPr>
-        <w:pStyle w:val="ListBullet"/>
-        <w:spacing w:before="20" w:after="40" w:line="269" w:lineRule="auto"/>
-      </w:pPr>
-      <w:r>
-        <w:rPr>
-          <w:rFonts w:ascii="Calibri" w:hAnsi="Calibri"/>
-          <w:color w:val="1E293B"/>
-          <w:sz w:val="19"/>
-        </w:rPr>
-      </w:r>
-      <w:r>
-        <w:rPr>
-          <w:rFonts w:ascii="Calibri" w:hAnsi="Calibri"/>
-          <w:b/>
-          <w:color w:val="1E293B"/>
-          <w:sz w:val="19"/>
-        </w:rPr>
-        <w:t>Immediate Autonomy:</w:t>
-      </w:r>
-      <w:r>
-        <w:rPr>
-          <w:rFonts w:ascii="Calibri" w:hAnsi="Calibri"/>
-          <w:color w:val="1E293B"/>
-          <w:sz w:val="19"/>
-        </w:rPr>
-        <w:t xml:space="preserve"> Proven ability to take full ownership of business operations without constant supervision.</w:t>
-      </w:r>
-    </w:p>
-    <w:p>
-      <w:pPr>
-        <w:pStyle w:val="ListBullet"/>
-        <w:spacing w:before="20" w:after="40" w:line="269" w:lineRule="auto"/>
-      </w:pPr>
-      <w:r>
-        <w:rPr>
-          <w:rFonts w:ascii="Calibri" w:hAnsi="Calibri"/>
-          <w:color w:val="1E293B"/>
-          <w:sz w:val="19"/>
-        </w:rPr>
-      </w:r>
-      <w:r>
-        <w:rPr>
-          <w:rFonts w:ascii="Calibri" w:hAnsi="Calibri"/>
-          <w:b/>
-          <w:color w:val="1E293B"/>
-          <w:sz w:val="19"/>
-        </w:rPr>
-        <w:t>Enterprise Client Familiarity:</w:t>
-      </w:r>
-      <w:r>
-        <w:rPr>
-          <w:rFonts w:ascii="Calibri" w:hAnsi="Calibri"/>
-          <w:color w:val="1E293B"/>
-          <w:sz w:val="19"/>
-        </w:rPr>
-        <w:t xml:space="preserve"> Experience interfacing directly with Fortune 500 and Tier-1 brand stakeholders.</w:t>
+        <w:t xml:space="preserve"> English (Fluent Professional), Hindi (Native / Bilingual)</w:t>
       </w:r>
     </w:p>
     <w:sectPr>
